--- a/KOA_MARIE_GERVAIS_NELLY_CV_EXECUTIVE.docx
+++ b/KOA_MARIE_GERVAIS_NELLY_CV_EXECUTIVE.docx
@@ -456,7 +456,7 @@
                 <w:color w:val="334155"/>
                 <w:sz w:val="18"/>
               </w:rPr>
-              <w:t>Ingénieur &amp; Spécialiste en IA Appliquée alliant la rigueur du Génie Civil et l'expertise en Sûreté Opérationnelle à la maîtrise des architectures émergentes d'IA Générative, GraphRAG (Neo4j) et MLOps. Fondateur d'Archi Cam AI (projet développé pour le Google Africa Applied AI Lab). Concepteur de solutions IA souveraines d'entreprise éliminant les hallucinations des LLM par l'intégration de moteurs déterministes en Sandbox.</w:t>
+              <w:t>Consultant IA &amp; Lead AI Engineer, j'accompagne les entreprises dans la transformation de leurs données complexes en leviers décisionnels à forte valeur ajoutée. Spécialiste des Agents IA autonomes, du GraphRAG (Neo4j N10S) et de la Business Intelligence sécurisée (Sovereign.BI), je développe des solutions d'IA souveraines, étanches et explicables (audits SHAP). Fondateur d'Archi Cam AI pour le Google Africa Applied AI Lab, j'allie méthodologie d'ingénieur et vision produit.</w:t>
             </w:r>
           </w:p>
           <w:p>

--- a/KOA_MARIE_GERVAIS_NELLY_CV_EXECUTIVE.docx
+++ b/KOA_MARIE_GERVAIS_NELLY_CV_EXECUTIVE.docx
@@ -17,19 +17,19 @@
         </w:tblBorders>
       </w:tblPr>
       <w:tblGrid>
-        <w:gridCol w:w="5688"/>
-        <w:gridCol w:w="5688"/>
+        <w:gridCol w:w="5832"/>
+        <w:gridCol w:w="5832"/>
       </w:tblGrid>
       <w:tr>
         <w:tc>
           <w:tcPr>
-            <w:tcW w:type="dxa" w:w="3600"/>
+            <w:tcW w:type="dxa" w:w="3312"/>
             <w:shd w:fill="0F172A"/>
             <w:tcMar>
-              <w:top w:w="180" w:type="dxa"/>
-              <w:bottom w:w="180" w:type="dxa"/>
-              <w:left w:w="180" w:type="dxa"/>
-              <w:right w:w="180" w:type="dxa"/>
+              <w:top w:w="100" w:type="dxa"/>
+              <w:bottom w:w="100" w:type="dxa"/>
+              <w:left w:w="120" w:type="dxa"/>
+              <w:right w:w="120" w:type="dxa"/>
             </w:tcMar>
           </w:tcPr>
           <w:p/>
@@ -40,33 +40,34 @@
               <w:tblLook w:firstColumn="1" w:firstRow="1" w:lastColumn="0" w:lastRow="0" w:noHBand="0" w:noVBand="1" w:val="04A0"/>
             </w:tblPr>
             <w:tblGrid>
-              <w:gridCol w:w="3600"/>
+              <w:gridCol w:w="3312"/>
             </w:tblGrid>
             <w:tr>
               <w:tc>
                 <w:tcPr>
-                  <w:tcW w:type="dxa" w:w="2592"/>
+                  <w:tcW w:type="dxa" w:w="2160"/>
                   <w:shd w:fill="1E293B"/>
                   <w:tcMar>
-                    <w:top w:w="200" w:type="dxa"/>
-                    <w:bottom w:w="200" w:type="dxa"/>
-                    <w:left w:w="100" w:type="dxa"/>
-                    <w:right w:w="100" w:type="dxa"/>
+                    <w:top w:w="100" w:type="dxa"/>
+                    <w:bottom w:w="100" w:type="dxa"/>
+                    <w:left w:w="60" w:type="dxa"/>
+                    <w:right w:w="60" w:type="dxa"/>
                   </w:tcMar>
                 </w:tcPr>
                 <w:p>
                   <w:pPr>
+                    <w:spacing w:before="0" w:after="0"/>
                     <w:jc w:val="center"/>
                   </w:pPr>
                   <w:r>
                     <w:rPr>
                       <w:b/>
                       <w:color w:val="38BDF8"/>
-                      <w:sz w:val="15"/>
+                      <w:sz w:val="14"/>
                     </w:rPr>
-                    <w:t>📷 EMPLACEMENT PHOTO CV</w:t>
+                    <w:t>📷 PHOTO CV</w:t>
                     <w:br/>
-                    <w:t>(Insérer votre photo ici)</w:t>
+                    <w:t>(Insérer photo)</w:t>
                   </w:r>
                 </w:p>
               </w:tc>
@@ -75,329 +76,375 @@
           <w:p/>
           <w:p>
             <w:pPr>
-              <w:spacing w:after="80"/>
-            </w:pPr>
-          </w:p>
-          <w:p>
-            <w:pPr>
-              <w:spacing w:before="160" w:after="60"/>
+              <w:spacing w:before="100" w:after="20"/>
             </w:pPr>
             <w:r>
               <w:rPr>
                 <w:rFonts w:ascii="Segoe UI Semibold" w:hAnsi="Segoe UI Semibold"/>
                 <w:b/>
                 <w:color w:val="38BDF8"/>
-                <w:sz w:val="20"/>
+                <w:sz w:val="17"/>
               </w:rPr>
               <w:t>CONTACT</w:t>
             </w:r>
           </w:p>
           <w:p>
             <w:pPr>
-              <w:spacing w:before="0" w:after="50" w:line="276" w:lineRule="auto"/>
+              <w:spacing w:before="0" w:after="20" w:line="252" w:lineRule="auto"/>
             </w:pPr>
             <w:r>
               <w:rPr>
                 <w:color w:val="F8FAFC"/>
-                <w:sz w:val="17"/>
+                <w:sz w:val="15"/>
               </w:rPr>
               <w:t>✉  koagervais85@gmail.com</w:t>
             </w:r>
           </w:p>
           <w:p>
             <w:pPr>
-              <w:spacing w:before="0" w:after="50" w:line="276" w:lineRule="auto"/>
+              <w:spacing w:before="0" w:after="20" w:line="252" w:lineRule="auto"/>
             </w:pPr>
             <w:r>
               <w:rPr>
                 <w:color w:val="F8FAFC"/>
-                <w:sz w:val="17"/>
+                <w:sz w:val="15"/>
               </w:rPr>
               <w:t>✆  +237 695 35 34 02</w:t>
             </w:r>
           </w:p>
           <w:p>
             <w:pPr>
-              <w:spacing w:before="0" w:after="50" w:line="276" w:lineRule="auto"/>
+              <w:spacing w:before="0" w:after="20" w:line="252" w:lineRule="auto"/>
             </w:pPr>
             <w:r>
               <w:rPr>
                 <w:color w:val="F8FAFC"/>
-                <w:sz w:val="17"/>
+                <w:sz w:val="15"/>
               </w:rPr>
-              <w:t>⌂  Douala / Ngaoundéré, Cameroun</w:t>
+              <w:t>⌂  Douala / Ngaoundéré</w:t>
             </w:r>
           </w:p>
           <w:p>
             <w:pPr>
-              <w:spacing w:before="0" w:after="50" w:line="276" w:lineRule="auto"/>
+              <w:spacing w:before="0" w:after="20" w:line="252" w:lineRule="auto"/>
             </w:pPr>
             <w:r>
               <w:rPr>
                 <w:color w:val="F8FAFC"/>
-                <w:sz w:val="17"/>
+                <w:sz w:val="15"/>
               </w:rPr>
               <w:t>🌐  github.com/gervais-afk</w:t>
             </w:r>
           </w:p>
           <w:p>
             <w:pPr>
-              <w:spacing w:before="160" w:after="60"/>
+              <w:spacing w:before="100" w:after="20"/>
             </w:pPr>
             <w:r>
               <w:rPr>
                 <w:rFonts w:ascii="Segoe UI Semibold" w:hAnsi="Segoe UI Semibold"/>
                 <w:b/>
                 <w:color w:val="38BDF8"/>
-                <w:sz w:val="20"/>
+                <w:sz w:val="17"/>
               </w:rPr>
               <w:t>COMPÉTENCES &amp; OUTILS</w:t>
             </w:r>
           </w:p>
           <w:p>
             <w:pPr>
-              <w:spacing w:before="0" w:after="50" w:line="276" w:lineRule="auto"/>
+              <w:spacing w:before="0" w:after="20" w:line="252" w:lineRule="auto"/>
             </w:pPr>
             <w:r>
               <w:rPr>
                 <w:color w:val="F8FAFC"/>
-                <w:sz w:val="17"/>
+                <w:sz w:val="15"/>
               </w:rPr>
-              <w:t>Google Gemma 4 / Gemini   ■ ■ ■ ■ ■</w:t>
+              <w:t>Gemma 4 / Gemini   ■ ■ ■ ■ ■</w:t>
             </w:r>
           </w:p>
           <w:p>
             <w:pPr>
-              <w:spacing w:before="0" w:after="50" w:line="276" w:lineRule="auto"/>
+              <w:spacing w:before="0" w:after="20" w:line="252" w:lineRule="auto"/>
             </w:pPr>
             <w:r>
               <w:rPr>
                 <w:color w:val="F8FAFC"/>
-                <w:sz w:val="17"/>
+                <w:sz w:val="15"/>
               </w:rPr>
-              <w:t>Neo4j GraphRAG (N10S)    ■ ■ ■ ■ ■</w:t>
+              <w:t>Neo4j GraphRAG (N10S)■ ■ ■ ■ ■</w:t>
             </w:r>
           </w:p>
           <w:p>
             <w:pPr>
-              <w:spacing w:before="0" w:after="50" w:line="276" w:lineRule="auto"/>
+              <w:spacing w:before="0" w:after="20" w:line="252" w:lineRule="auto"/>
             </w:pPr>
             <w:r>
               <w:rPr>
                 <w:color w:val="F8FAFC"/>
-                <w:sz w:val="17"/>
+                <w:sz w:val="15"/>
               </w:rPr>
-              <w:t>Firebase Genkit / RAG     ■ ■ ■ ■ ■</w:t>
+              <w:t>Firebase Genkit/RAG  ■ ■ ■ ■ ■</w:t>
             </w:r>
           </w:p>
           <w:p>
             <w:pPr>
-              <w:spacing w:before="0" w:after="50" w:line="276" w:lineRule="auto"/>
+              <w:spacing w:before="0" w:after="20" w:line="252" w:lineRule="auto"/>
             </w:pPr>
             <w:r>
               <w:rPr>
                 <w:color w:val="F8FAFC"/>
-                <w:sz w:val="17"/>
+                <w:sz w:val="15"/>
               </w:rPr>
-              <w:t>Python (BAEL 91 Sandbox)  ■ ■ ■ ■ ■</w:t>
+              <w:t>Python (BAEL 91)     ■ ■ ■ ■ ■</w:t>
             </w:r>
           </w:p>
           <w:p>
             <w:pPr>
-              <w:spacing w:before="0" w:after="50" w:line="276" w:lineRule="auto"/>
+              <w:spacing w:before="0" w:after="20" w:line="252" w:lineRule="auto"/>
             </w:pPr>
             <w:r>
               <w:rPr>
                 <w:color w:val="F8FAFC"/>
-                <w:sz w:val="17"/>
+                <w:sz w:val="15"/>
               </w:rPr>
-              <w:t>IfcOpenShell (5D BIM)     ■ ■ ■ ■ □</w:t>
+              <w:t>IfcOpenShell (5D BIM)■ ■ ■ ■ □</w:t>
             </w:r>
           </w:p>
           <w:p>
             <w:pPr>
-              <w:spacing w:before="0" w:after="50" w:line="276" w:lineRule="auto"/>
+              <w:spacing w:before="0" w:after="20" w:line="252" w:lineRule="auto"/>
             </w:pPr>
             <w:r>
               <w:rPr>
                 <w:color w:val="F8FAFC"/>
-                <w:sz w:val="17"/>
+                <w:sz w:val="15"/>
               </w:rPr>
-              <w:t>PostgreSQL / SQL         ■ ■ ■ ■ ■</w:t>
+              <w:t>PostgreSQL / SQL    ■ ■ ■ ■ ■</w:t>
             </w:r>
           </w:p>
           <w:p>
             <w:pPr>
-              <w:spacing w:before="0" w:after="50" w:line="276" w:lineRule="auto"/>
+              <w:spacing w:before="0" w:after="20" w:line="252" w:lineRule="auto"/>
             </w:pPr>
             <w:r>
               <w:rPr>
                 <w:color w:val="F8FAFC"/>
-                <w:sz w:val="17"/>
+                <w:sz w:val="15"/>
               </w:rPr>
-              <w:t>Next.js 14 / React        ■ ■ ■ ■ □</w:t>
+              <w:t>Next.js 14 / React   ■ ■ ■ ■ □</w:t>
             </w:r>
           </w:p>
           <w:p>
             <w:pPr>
-              <w:spacing w:before="0" w:after="50" w:line="276" w:lineRule="auto"/>
+              <w:spacing w:before="0" w:after="20" w:line="252" w:lineRule="auto"/>
             </w:pPr>
             <w:r>
               <w:rPr>
                 <w:color w:val="F8FAFC"/>
-                <w:sz w:val="17"/>
+                <w:sz w:val="15"/>
               </w:rPr>
-              <w:t>FastAPI / Node.js         ■ ■ ■ ■ □</w:t>
+              <w:t>FastAPI / Streamlit  ■ ■ ■ ■ ■</w:t>
             </w:r>
           </w:p>
           <w:p>
             <w:pPr>
-              <w:spacing w:before="0" w:after="50" w:line="276" w:lineRule="auto"/>
+              <w:spacing w:before="0" w:after="20" w:line="252" w:lineRule="auto"/>
             </w:pPr>
             <w:r>
               <w:rPr>
                 <w:color w:val="F8FAFC"/>
-                <w:sz w:val="17"/>
+                <w:sz w:val="15"/>
               </w:rPr>
-              <w:t>Streamlit / PWA ML        ■ ■ ■ ■ ■</w:t>
+              <w:t>MLflow (MLOps)/Docker■ ■ ■ ■ □</w:t>
             </w:r>
           </w:p>
           <w:p>
             <w:pPr>
-              <w:spacing w:before="0" w:after="50" w:line="276" w:lineRule="auto"/>
-            </w:pPr>
-            <w:r>
-              <w:rPr>
-                <w:color w:val="F8FAFC"/>
-                <w:sz w:val="17"/>
-              </w:rPr>
-              <w:t>MLflow (MLOps) / Docker   ■ ■ ■ ■ □</w:t>
-            </w:r>
-          </w:p>
-          <w:p>
-            <w:pPr>
-              <w:spacing w:before="160" w:after="60"/>
+              <w:spacing w:before="100" w:after="20"/>
             </w:pPr>
             <w:r>
               <w:rPr>
                 <w:rFonts w:ascii="Segoe UI Semibold" w:hAnsi="Segoe UI Semibold"/>
                 <w:b/>
                 <w:color w:val="38BDF8"/>
-                <w:sz w:val="20"/>
+                <w:sz w:val="17"/>
               </w:rPr>
               <w:t>LANGUES</w:t>
             </w:r>
           </w:p>
           <w:p>
             <w:pPr>
-              <w:spacing w:before="0" w:after="50" w:line="276" w:lineRule="auto"/>
+              <w:spacing w:before="0" w:after="20" w:line="252" w:lineRule="auto"/>
             </w:pPr>
             <w:r>
               <w:rPr>
                 <w:color w:val="F8FAFC"/>
-                <w:sz w:val="17"/>
+                <w:sz w:val="15"/>
               </w:rPr>
               <w:t>Français   ■ ■ ■ ■ ■  (Courant)</w:t>
             </w:r>
           </w:p>
           <w:p>
             <w:pPr>
-              <w:spacing w:before="0" w:after="50" w:line="276" w:lineRule="auto"/>
+              <w:spacing w:before="0" w:after="20" w:line="252" w:lineRule="auto"/>
             </w:pPr>
             <w:r>
               <w:rPr>
                 <w:color w:val="F8FAFC"/>
-                <w:sz w:val="17"/>
+                <w:sz w:val="15"/>
               </w:rPr>
-              <w:t>Anglais    ■ ■ ■ ■ □  (Pro / Tech)</w:t>
+              <w:t>Anglais    ■ ■ ■ ■ □  (Pro/Tech)</w:t>
             </w:r>
           </w:p>
           <w:p>
             <w:pPr>
-              <w:spacing w:before="160" w:after="60"/>
+              <w:spacing w:before="100" w:after="20"/>
             </w:pPr>
             <w:r>
               <w:rPr>
                 <w:rFonts w:ascii="Segoe UI Semibold" w:hAnsi="Segoe UI Semibold"/>
                 <w:b/>
                 <w:color w:val="38BDF8"/>
-                <w:sz w:val="20"/>
+                <w:sz w:val="17"/>
               </w:rPr>
               <w:t>ATOUTS CLÉS</w:t>
             </w:r>
           </w:p>
           <w:p>
             <w:pPr>
-              <w:spacing w:before="0" w:after="50" w:line="276" w:lineRule="auto"/>
+              <w:spacing w:before="0" w:after="20" w:line="252" w:lineRule="auto"/>
             </w:pPr>
             <w:r>
               <w:rPr>
                 <w:color w:val="F8FAFC"/>
-                <w:sz w:val="17"/>
+                <w:sz w:val="15"/>
               </w:rPr>
-              <w:t>◈  Double compétence IA &amp; Génie Civil</w:t>
+              <w:t>◈ Double compétence IA &amp; Génie Civil</w:t>
             </w:r>
           </w:p>
           <w:p>
             <w:pPr>
-              <w:spacing w:before="0" w:after="50" w:line="276" w:lineRule="auto"/>
+              <w:spacing w:before="0" w:after="20" w:line="252" w:lineRule="auto"/>
             </w:pPr>
             <w:r>
               <w:rPr>
                 <w:color w:val="F8FAFC"/>
-                <w:sz w:val="17"/>
+                <w:sz w:val="15"/>
               </w:rPr>
-              <w:t>◈  Gestion des risques &amp; Sécurité (AVSEC)</w:t>
+              <w:t>◈ Gestion risques &amp; Sûreté AVSEC</w:t>
             </w:r>
           </w:p>
           <w:p>
             <w:pPr>
-              <w:spacing w:before="0" w:after="50" w:line="276" w:lineRule="auto"/>
+              <w:spacing w:before="0" w:after="20" w:line="252" w:lineRule="auto"/>
             </w:pPr>
             <w:r>
               <w:rPr>
                 <w:color w:val="F8FAFC"/>
-                <w:sz w:val="17"/>
+                <w:sz w:val="15"/>
               </w:rPr>
-              <w:t>◈  Guardrails IA &amp; Calculs déterministes</w:t>
+              <w:t>◈ Guardrails IA &amp; Calculs Sandbox</w:t>
             </w:r>
           </w:p>
           <w:p>
             <w:pPr>
-              <w:spacing w:before="0" w:after="50" w:line="276" w:lineRule="auto"/>
+              <w:spacing w:before="0" w:after="20" w:line="252" w:lineRule="auto"/>
             </w:pPr>
             <w:r>
               <w:rPr>
                 <w:color w:val="F8FAFC"/>
+                <w:sz w:val="15"/>
+              </w:rPr>
+              <w:t>◈ Rigueur &amp; Souveraineté logicielle</w:t>
+            </w:r>
+          </w:p>
+          <w:p>
+            <w:pPr>
+              <w:spacing w:before="100" w:after="20"/>
+            </w:pPr>
+            <w:r>
+              <w:rPr>
+                <w:rFonts w:ascii="Segoe UI Semibold" w:hAnsi="Segoe UI Semibold"/>
+                <w:b/>
+                <w:color w:val="38BDF8"/>
                 <w:sz w:val="17"/>
               </w:rPr>
-              <w:t>◈  Rigueur &amp; Souveraineté logicielle</w:t>
+              <w:t>DISPONIBILITÉ</w:t>
+            </w:r>
+          </w:p>
+          <w:p>
+            <w:pPr>
+              <w:spacing w:before="0" w:after="20" w:line="252" w:lineRule="auto"/>
+            </w:pPr>
+            <w:r>
+              <w:rPr>
+                <w:color w:val="F8FAFC"/>
+                <w:sz w:val="15"/>
+              </w:rPr>
+              <w:t>◦ Statut : Disponible / Conseil</w:t>
+            </w:r>
+          </w:p>
+          <w:p>
+            <w:pPr>
+              <w:spacing w:before="0" w:after="20" w:line="252" w:lineRule="auto"/>
+            </w:pPr>
+            <w:r>
+              <w:rPr>
+                <w:color w:val="F8FAFC"/>
+                <w:sz w:val="15"/>
+              </w:rPr>
+              <w:t>◦ Mobilité : Remote / Intl</w:t>
+            </w:r>
+          </w:p>
+          <w:p>
+            <w:pPr>
+              <w:spacing w:before="0" w:after="20" w:line="252" w:lineRule="auto"/>
+            </w:pPr>
+            <w:r>
+              <w:rPr>
+                <w:color w:val="F8FAFC"/>
+                <w:sz w:val="15"/>
+              </w:rPr>
+              <w:t>◈ Réf. disponibles sur demande</w:t>
             </w:r>
           </w:p>
         </w:tc>
         <w:tc>
           <w:tcPr>
-            <w:tcW w:type="dxa" w:w="7056"/>
+            <w:tcW w:type="dxa" w:w="7632"/>
             <w:shd w:fill="FFFFFF"/>
             <w:tcMar>
-              <w:top w:w="180" w:type="dxa"/>
-              <w:bottom w:w="180" w:type="dxa"/>
-              <w:left w:w="200" w:type="dxa"/>
-              <w:right w:w="180" w:type="dxa"/>
+              <w:top w:w="100" w:type="dxa"/>
+              <w:bottom w:w="100" w:type="dxa"/>
+              <w:left w:w="140" w:type="dxa"/>
+              <w:right w:w="100" w:type="dxa"/>
             </w:tcMar>
           </w:tcPr>
           <w:p>
             <w:pPr>
-              <w:spacing w:before="0" w:after="40"/>
+              <w:spacing w:before="0" w:after="20"/>
             </w:pPr>
             <w:r>
               <w:rPr>
                 <w:rFonts w:ascii="Segoe UI" w:hAnsi="Segoe UI"/>
                 <w:b/>
                 <w:color w:val="0A1128"/>
-                <w:sz w:val="36"/>
+                <w:sz w:val="30"/>
               </w:rPr>
               <w:t>KOA MARIE GERVAIS NELLY</w:t>
+            </w:r>
+          </w:p>
+          <w:p>
+            <w:pPr>
+              <w:spacing w:before="0" w:after="20"/>
+            </w:pPr>
+            <w:r>
+              <w:rPr>
+                <w:b/>
+                <w:color w:val="0284C7"/>
+                <w:sz w:val="17"/>
+              </w:rPr>
+              <w:t>Lead AI Engineer &amp; Consultant IA / Data   │   Fondateur @ Archi Cam AI</w:t>
             </w:r>
           </w:p>
           <w:p>
@@ -406,34 +453,21 @@
             </w:pPr>
             <w:r>
               <w:rPr>
-                <w:b/>
                 <w:color w:val="0284C7"/>
-                <w:sz w:val="20"/>
+                <w:sz w:val="14"/>
               </w:rPr>
-              <w:t>Lead AI Engineer &amp; Consultant IA / Data   │   Fondateur @ Archi Cam AI</w:t>
+              <w:t>─── ◈ ────────────────────────────────────────────────────────── ◈ ───</w:t>
             </w:r>
           </w:p>
           <w:p>
             <w:pPr>
-              <w:spacing w:before="0" w:after="120"/>
-            </w:pPr>
-            <w:r>
-              <w:rPr>
-                <w:color w:val="0284C7"/>
-                <w:sz w:val="16"/>
-              </w:rPr>
-              <w:t>─── ◈ ────────────────────────────────────────────────── ◈ ───</w:t>
-            </w:r>
-          </w:p>
-          <w:p>
-            <w:pPr>
-              <w:spacing w:before="200" w:after="80"/>
+              <w:spacing w:before="100" w:after="30"/>
             </w:pPr>
             <w:r>
               <w:rPr>
                 <w:b/>
                 <w:color w:val="0284C7"/>
-                <w:sz w:val="20"/>
+                <w:sz w:val="17"/>
               </w:rPr>
               <w:t xml:space="preserve">◈  </w:t>
             </w:r>
@@ -442,32 +476,32 @@
                 <w:rFonts w:ascii="Segoe UI" w:hAnsi="Segoe UI"/>
                 <w:b/>
                 <w:color w:val="0A1128"/>
-                <w:sz w:val="21"/>
+                <w:sz w:val="18"/>
               </w:rPr>
               <w:t>PROFIL SYNTHÉTIQUE</w:t>
             </w:r>
           </w:p>
           <w:p>
             <w:pPr>
-              <w:spacing w:before="0" w:after="120" w:line="276" w:lineRule="auto"/>
+              <w:spacing w:before="0" w:after="60" w:line="252" w:lineRule="auto"/>
             </w:pPr>
             <w:r>
               <w:rPr>
                 <w:color w:val="334155"/>
-                <w:sz w:val="18"/>
+                <w:sz w:val="16"/>
               </w:rPr>
               <w:t>Consultant IA &amp; Lead AI Engineer, j'accompagne les entreprises dans la transformation de leurs données complexes en leviers décisionnels à forte valeur ajoutée. Spécialiste des Agents IA autonomes, du GraphRAG (Neo4j N10S) et de la Business Intelligence sécurisée (Sovereign.BI), je développe des solutions d'IA souveraines, étanches et explicables (audits SHAP). Fondateur d'Archi Cam AI pour le Google Africa Applied AI Lab, j'allie méthodologie d'ingénieur et vision produit.</w:t>
             </w:r>
           </w:p>
           <w:p>
             <w:pPr>
-              <w:spacing w:before="200" w:after="80"/>
+              <w:spacing w:before="100" w:after="30"/>
             </w:pPr>
             <w:r>
               <w:rPr>
                 <w:b/>
                 <w:color w:val="0284C7"/>
-                <w:sz w:val="20"/>
+                <w:sz w:val="17"/>
               </w:rPr>
               <w:t xml:space="preserve">◈  </w:t>
             </w:r>
@@ -476,20 +510,20 @@
                 <w:rFonts w:ascii="Segoe UI" w:hAnsi="Segoe UI"/>
                 <w:b/>
                 <w:color w:val="0A1128"/>
-                <w:sz w:val="21"/>
+                <w:sz w:val="18"/>
               </w:rPr>
               <w:t>PROJETS IA MAJEURS &amp; RÉALISATIONS</w:t>
             </w:r>
           </w:p>
           <w:p>
             <w:pPr>
-              <w:spacing w:before="80" w:after="20"/>
+              <w:spacing w:before="50" w:after="10"/>
             </w:pPr>
             <w:r>
               <w:rPr>
                 <w:b/>
                 <w:color w:val="0A1128"/>
-                <w:sz w:val="19"/>
+                <w:sz w:val="17"/>
               </w:rPr>
               <w:t xml:space="preserve">Archi Cam AI 🏛️  </w:t>
             </w:r>
@@ -497,80 +531,83 @@
               <w:rPr>
                 <w:i/>
                 <w:color w:val="0284C7"/>
-                <w:sz w:val="17"/>
+                <w:sz w:val="15"/>
               </w:rPr>
               <w:t>–  SaaS IA Agentique &amp; 5D BIM (Candidature Google Africa Applied AI Lab)</w:t>
             </w:r>
           </w:p>
           <w:p>
             <w:pPr>
-              <w:spacing w:before="0" w:after="30"/>
-              <w:ind w:left="173"/>
+              <w:spacing w:before="0" w:after="10"/>
+              <w:ind w:left="144"/>
             </w:pPr>
             <w:r>
               <w:rPr>
                 <w:b/>
                 <w:color w:val="0284C7"/>
+                <w:sz w:val="15"/>
               </w:rPr>
               <w:t xml:space="preserve">▸  </w:t>
             </w:r>
             <w:r>
               <w:rPr>
                 <w:color w:val="334155"/>
-                <w:sz w:val="17"/>
+                <w:sz w:val="15"/>
               </w:rPr>
-              <w:t>Plateforme IA souveraine de modélisation BIM 5D et génération automatisée de devis BTP normés (BAEL 91 / Eurocodes).</w:t>
+              <w:t>Plateforme IA souveraine de modélisation BIM 5D et devis BTP normés (BAEL 91 / Eurocodes).</w:t>
             </w:r>
           </w:p>
           <w:p>
             <w:pPr>
-              <w:spacing w:before="0" w:after="30"/>
-              <w:ind w:left="173"/>
+              <w:spacing w:before="0" w:after="10"/>
+              <w:ind w:left="144"/>
             </w:pPr>
             <w:r>
               <w:rPr>
                 <w:b/>
                 <w:color w:val="0284C7"/>
+                <w:sz w:val="15"/>
               </w:rPr>
               <w:t xml:space="preserve">▸  </w:t>
             </w:r>
             <w:r>
               <w:rPr>
                 <w:color w:val="334155"/>
-                <w:sz w:val="17"/>
+                <w:sz w:val="15"/>
               </w:rPr>
-              <w:t>Combinaison de Google Gemma 4 12B local, Gemini 1.5 Pro Vision et d'un moteur Python Sandbox (IfcOpenShell, BAEL 91).</w:t>
+              <w:t>Moteur hybride Google Gemma 4 12B local + Gemini 1.5 Pro + Python Sandbox (IfcOpenShell).</w:t>
             </w:r>
           </w:p>
           <w:p>
             <w:pPr>
-              <w:spacing w:before="0" w:after="30"/>
-              <w:ind w:left="173"/>
+              <w:spacing w:before="0" w:after="10"/>
+              <w:ind w:left="144"/>
             </w:pPr>
             <w:r>
               <w:rPr>
                 <w:b/>
                 <w:color w:val="0284C7"/>
+                <w:sz w:val="15"/>
               </w:rPr>
               <w:t xml:space="preserve">▸  </w:t>
             </w:r>
             <w:r>
               <w:rPr>
                 <w:color w:val="334155"/>
-                <w:sz w:val="17"/>
+                <w:sz w:val="15"/>
               </w:rPr>
               <w:t>Génération de devis Excel (DQE) en &lt; 2 min et rendus HD via Imagen 3 + ControlNet.</w:t>
             </w:r>
           </w:p>
           <w:p>
             <w:pPr>
-              <w:spacing w:before="80" w:after="20"/>
+              <w:spacing w:before="50" w:after="10"/>
             </w:pPr>
             <w:r>
               <w:rPr>
                 <w:b/>
                 <w:color w:val="0A1128"/>
-                <w:sz w:val="19"/>
+                <w:sz w:val="17"/>
               </w:rPr>
               <w:t xml:space="preserve">Sovereign.BI Agentic 📊  </w:t>
             </w:r>
@@ -578,60 +615,62 @@
               <w:rPr>
                 <w:i/>
                 <w:color w:val="0284C7"/>
-                <w:sz w:val="17"/>
+                <w:sz w:val="15"/>
               </w:rPr>
               <w:t>–  Business Intelligence Agentique &amp; Guardrails</w:t>
             </w:r>
           </w:p>
           <w:p>
             <w:pPr>
-              <w:spacing w:before="0" w:after="30"/>
-              <w:ind w:left="173"/>
+              <w:spacing w:before="0" w:after="10"/>
+              <w:ind w:left="144"/>
             </w:pPr>
             <w:r>
               <w:rPr>
                 <w:b/>
                 <w:color w:val="0284C7"/>
+                <w:sz w:val="15"/>
               </w:rPr>
               <w:t xml:space="preserve">▸  </w:t>
             </w:r>
             <w:r>
               <w:rPr>
                 <w:color w:val="334155"/>
-                <w:sz w:val="17"/>
+                <w:sz w:val="15"/>
               </w:rPr>
-              <w:t>Moteur décisionnel autonome d'interrogation de bases SQL complexes en langage naturel (React, FastAPI, PostgreSQL).</w:t>
+              <w:t>Moteur décisionnel d'interrogation de bases SQL en langage naturel (React, FastAPI, PostgreSQL).</w:t>
             </w:r>
           </w:p>
           <w:p>
             <w:pPr>
-              <w:spacing w:before="0" w:after="30"/>
-              <w:ind w:left="173"/>
+              <w:spacing w:before="0" w:after="10"/>
+              <w:ind w:left="144"/>
             </w:pPr>
             <w:r>
               <w:rPr>
                 <w:b/>
                 <w:color w:val="0284C7"/>
+                <w:sz w:val="15"/>
               </w:rPr>
               <w:t xml:space="preserve">▸  </w:t>
             </w:r>
             <w:r>
               <w:rPr>
                 <w:color w:val="334155"/>
-                <w:sz w:val="17"/>
+                <w:sz w:val="15"/>
               </w:rPr>
-              <w:t>Architecture TypeScript Orchestrator, Neo4j N10S (GraphRAG) et auditeur d'explicabilité SHAP Sentinel.</w:t>
+              <w:t>Orchestrateur TypeScript, Neo4j N10S (GraphRAG) et auditeur d'explicabilité SHAP Sentinel.</w:t>
             </w:r>
           </w:p>
           <w:p>
             <w:pPr>
-              <w:spacing w:before="80" w:after="20"/>
+              <w:spacing w:before="50" w:after="10"/>
             </w:pPr>
             <w:r>
               <w:rPr>
                 <w:b/>
                 <w:color w:val="0A1128"/>
-                <w:sz w:val="19"/>
+                <w:sz w:val="17"/>
               </w:rPr>
               <w:t xml:space="preserve">Dataset Automator ⚙️ &amp; VigieSahel 🌾  </w:t>
             </w:r>
@@ -639,192 +678,62 @@
               <w:rPr>
                 <w:i/>
                 <w:color w:val="0284C7"/>
-                <w:sz w:val="17"/>
+                <w:sz w:val="15"/>
               </w:rPr>
               <w:t>–  MLOps &amp; IA Impact Climat / Santé</w:t>
             </w:r>
           </w:p>
           <w:p>
             <w:pPr>
-              <w:spacing w:before="0" w:after="30"/>
-              <w:ind w:left="173"/>
+              <w:spacing w:before="0" w:after="10"/>
+              <w:ind w:left="144"/>
             </w:pPr>
             <w:r>
               <w:rPr>
                 <w:b/>
                 <w:color w:val="0284C7"/>
+                <w:sz w:val="15"/>
               </w:rPr>
               <w:t xml:space="preserve">▸  </w:t>
             </w:r>
             <w:r>
               <w:rPr>
                 <w:color w:val="334155"/>
-                <w:sz w:val="17"/>
+                <w:sz w:val="15"/>
               </w:rPr>
-              <w:t>Dataset Automator : Pipeline RAG d'évaluation de séries temporelles (Neo4j, MLflow, Genkit, Gemma-2).</w:t>
+              <w:t>Dataset Automator : Pipeline RAG d'évaluation séries temporelles (Neo4j, MLflow, Genkit, Gemma-2).</w:t>
             </w:r>
           </w:p>
           <w:p>
             <w:pPr>
-              <w:spacing w:before="0" w:after="30"/>
-              <w:ind w:left="173"/>
+              <w:spacing w:before="0" w:after="10"/>
+              <w:ind w:left="144"/>
             </w:pPr>
             <w:r>
               <w:rPr>
                 <w:b/>
                 <w:color w:val="0284C7"/>
+                <w:sz w:val="15"/>
               </w:rPr>
               <w:t xml:space="preserve">▸  </w:t>
             </w:r>
             <w:r>
               <w:rPr>
                 <w:color w:val="334155"/>
-                <w:sz w:val="17"/>
+                <w:sz w:val="15"/>
               </w:rPr>
               <w:t>VigieSahel : Plateforme prédictive des semis agricoles et suivi PM2.5 / méningite (Streamlit, Supabase, ML).</w:t>
             </w:r>
           </w:p>
-        </w:tc>
-      </w:tr>
-      <w:tr>
-        <w:tc>
-          <w:tcPr>
-            <w:tcW w:type="dxa" w:w="3600"/>
-            <w:shd w:fill="0F172A"/>
-            <w:tcMar>
-              <w:top w:w="140" w:type="dxa"/>
-              <w:bottom w:w="180" w:type="dxa"/>
-              <w:left w:w="180" w:type="dxa"/>
-              <w:right w:w="180" w:type="dxa"/>
-            </w:tcMar>
-          </w:tcPr>
           <w:p>
             <w:pPr>
-              <w:spacing w:before="0" w:after="40"/>
-            </w:pPr>
-            <w:r>
-              <w:rPr>
-                <w:b/>
-                <w:color w:val="38BDF8"/>
-                <w:sz w:val="18"/>
-              </w:rPr>
-              <w:t>KOA MARIE GERVAIS NELLY</w:t>
-            </w:r>
-          </w:p>
-          <w:p>
-            <w:pPr>
-              <w:spacing w:before="0" w:after="40"/>
-            </w:pPr>
-            <w:r>
-              <w:rPr>
-                <w:color w:val="38BDF8"/>
-                <w:sz w:val="16"/>
-              </w:rPr>
-              <w:t>── ◈ ──</w:t>
-            </w:r>
-          </w:p>
-          <w:p>
-            <w:pPr>
-              <w:spacing w:before="160" w:after="60"/>
-            </w:pPr>
-            <w:r>
-              <w:rPr>
-                <w:rFonts w:ascii="Segoe UI Semibold" w:hAnsi="Segoe UI Semibold"/>
-                <w:b/>
-                <w:color w:val="38BDF8"/>
-                <w:sz w:val="20"/>
-              </w:rPr>
-              <w:t>DISPONIBILITÉ &amp; ENGAGEMENT</w:t>
-            </w:r>
-          </w:p>
-          <w:p>
-            <w:pPr>
-              <w:spacing w:before="0" w:after="50" w:line="276" w:lineRule="auto"/>
-            </w:pPr>
-            <w:r>
-              <w:rPr>
-                <w:color w:val="F8FAFC"/>
-                <w:sz w:val="17"/>
-              </w:rPr>
-              <w:t>◦  Statut : Disponible / Conseil</w:t>
-            </w:r>
-          </w:p>
-          <w:p>
-            <w:pPr>
-              <w:spacing w:before="0" w:after="50" w:line="276" w:lineRule="auto"/>
-            </w:pPr>
-            <w:r>
-              <w:rPr>
-                <w:color w:val="F8FAFC"/>
-                <w:sz w:val="17"/>
-              </w:rPr>
-              <w:t>◦  Mobilité : Internationale / Remote</w:t>
-            </w:r>
-          </w:p>
-          <w:p>
-            <w:pPr>
-              <w:spacing w:before="160" w:after="60"/>
-            </w:pPr>
-            <w:r>
-              <w:rPr>
-                <w:rFonts w:ascii="Segoe UI Semibold" w:hAnsi="Segoe UI Semibold"/>
-                <w:b/>
-                <w:color w:val="38BDF8"/>
-                <w:sz w:val="20"/>
-              </w:rPr>
-              <w:t>RÉFÉRENCES</w:t>
-            </w:r>
-          </w:p>
-          <w:p>
-            <w:pPr>
-              <w:spacing w:before="0" w:after="50" w:line="276" w:lineRule="auto"/>
-            </w:pPr>
-            <w:r>
-              <w:rPr>
-                <w:color w:val="F8FAFC"/>
-                <w:sz w:val="17"/>
-              </w:rPr>
-              <w:t>◈  Disponibles sur demande</w:t>
-            </w:r>
-          </w:p>
-          <w:p>
-            <w:pPr>
-              <w:spacing w:before="0" w:after="50" w:line="276" w:lineRule="auto"/>
-            </w:pPr>
-            <w:r>
-              <w:rPr>
-                <w:color w:val="F8FAFC"/>
-                <w:sz w:val="17"/>
-              </w:rPr>
-              <w:t>◈ ◈ ◈</w:t>
-            </w:r>
-          </w:p>
-        </w:tc>
-        <w:tc>
-          <w:tcPr>
-            <w:tcW w:type="dxa" w:w="7056"/>
-            <w:shd w:fill="FFFFFF"/>
-            <w:tcMar>
-              <w:top w:w="140" w:type="dxa"/>
-              <w:bottom w:w="180" w:type="dxa"/>
-              <w:left w:w="200" w:type="dxa"/>
-              <w:right w:w="180" w:type="dxa"/>
-            </w:tcMar>
-          </w:tcPr>
-          <w:p>
-            <w:pPr>
-              <w:spacing w:before="0" w:after="40"/>
-            </w:pPr>
-          </w:p>
-          <w:p>
-            <w:pPr>
-              <w:spacing w:before="200" w:after="80"/>
+              <w:spacing w:before="100" w:after="30"/>
             </w:pPr>
             <w:r>
               <w:rPr>
                 <w:b/>
                 <w:color w:val="0284C7"/>
-                <w:sz w:val="20"/>
+                <w:sz w:val="17"/>
               </w:rPr>
               <w:t xml:space="preserve">◈  </w:t>
             </w:r>
@@ -833,20 +742,20 @@
                 <w:rFonts w:ascii="Segoe UI" w:hAnsi="Segoe UI"/>
                 <w:b/>
                 <w:color w:val="0A1128"/>
-                <w:sz w:val="21"/>
+                <w:sz w:val="18"/>
               </w:rPr>
               <w:t>PARCOURS PROFESSIONNEL</w:t>
             </w:r>
           </w:p>
           <w:p>
             <w:pPr>
-              <w:spacing w:before="80" w:after="20"/>
+              <w:spacing w:before="50" w:after="10"/>
             </w:pPr>
             <w:r>
               <w:rPr>
                 <w:b/>
                 <w:color w:val="0A1128"/>
-                <w:sz w:val="19"/>
+                <w:sz w:val="17"/>
               </w:rPr>
               <w:t xml:space="preserve">Consultant IA &amp; Data Science  </w:t>
             </w:r>
@@ -854,93 +763,54 @@
               <w:rPr>
                 <w:i/>
                 <w:color w:val="0284C7"/>
-                <w:sz w:val="17"/>
+                <w:sz w:val="15"/>
               </w:rPr>
-              <w:t xml:space="preserve">  2025 – Présent</w:t>
+              <w:t>(2025 – Présent)</w:t>
             </w:r>
           </w:p>
           <w:p>
             <w:pPr>
-              <w:spacing w:before="0" w:after="40"/>
+              <w:spacing w:before="0" w:after="10"/>
             </w:pPr>
             <w:r>
               <w:rPr>
                 <w:b/>
                 <w:color w:val="64748B"/>
-                <w:sz w:val="17"/>
+                <w:sz w:val="15"/>
               </w:rPr>
-              <w:t>Projets Indépendants &amp; Entreprises   │   Douala</w:t>
+              <w:t>Projets Indépendants &amp; Entreprises  │  Douala</w:t>
             </w:r>
           </w:p>
           <w:p>
             <w:pPr>
-              <w:spacing w:before="0" w:after="20"/>
-              <w:ind w:left="173"/>
+              <w:spacing w:before="0" w:after="10"/>
+              <w:ind w:left="144"/>
             </w:pPr>
             <w:r>
               <w:rPr>
                 <w:b/>
                 <w:color w:val="0284C7"/>
+                <w:sz w:val="15"/>
               </w:rPr>
               <w:t xml:space="preserve">▸  </w:t>
             </w:r>
             <w:r>
               <w:rPr>
                 <w:color w:val="334155"/>
-                <w:sz w:val="17"/>
+                <w:sz w:val="15"/>
               </w:rPr>
-              <w:t>Analyse exploratoire et prétraitement de jeux de données massifs complexes.</w:t>
+              <w:t>Analyse exploratoire de données massives, modélisation de graphes (Neo4j Cypher), RAG &amp; SQL.</w:t>
             </w:r>
           </w:p>
           <w:p>
             <w:pPr>
-              <w:spacing w:before="0" w:after="20"/>
-              <w:ind w:left="173"/>
-            </w:pPr>
-            <w:r>
-              <w:rPr>
-                <w:b/>
-                <w:color w:val="0284C7"/>
-              </w:rPr>
-              <w:t xml:space="preserve">▸  </w:t>
-            </w:r>
-            <w:r>
-              <w:rPr>
-                <w:color w:val="334155"/>
-                <w:sz w:val="17"/>
-              </w:rPr>
-              <w:t>Modélisation de graphes de connaissances (Neo4j Cypher) et développement de pipelines RAG.</w:t>
-            </w:r>
-          </w:p>
-          <w:p>
-            <w:pPr>
-              <w:spacing w:before="0" w:after="20"/>
-              <w:ind w:left="173"/>
-            </w:pPr>
-            <w:r>
-              <w:rPr>
-                <w:b/>
-                <w:color w:val="0284C7"/>
-              </w:rPr>
-              <w:t xml:space="preserve">▸  </w:t>
-            </w:r>
-            <w:r>
-              <w:rPr>
-                <w:color w:val="334155"/>
-                <w:sz w:val="17"/>
-              </w:rPr>
-              <w:t>Conception de bases de données SQL/PostgreSQL et reporting décisionnel interactif.</w:t>
-            </w:r>
-          </w:p>
-          <w:p>
-            <w:pPr>
-              <w:spacing w:before="80" w:after="20"/>
+              <w:spacing w:before="50" w:after="10"/>
             </w:pPr>
             <w:r>
               <w:rPr>
                 <w:b/>
                 <w:color w:val="0A1128"/>
-                <w:sz w:val="19"/>
+                <w:sz w:val="17"/>
               </w:rPr>
               <w:t xml:space="preserve">Agent de Sûreté Aéroportuaire (AVSEC)  </w:t>
             </w:r>
@@ -948,73 +818,54 @@
               <w:rPr>
                 <w:i/>
                 <w:color w:val="0284C7"/>
-                <w:sz w:val="17"/>
+                <w:sz w:val="15"/>
               </w:rPr>
-              <w:t xml:space="preserve">  2018 – Présent</w:t>
+              <w:t>(2018 – Présent)</w:t>
             </w:r>
           </w:p>
           <w:p>
             <w:pPr>
-              <w:spacing w:before="0" w:after="40"/>
+              <w:spacing w:before="0" w:after="10"/>
             </w:pPr>
             <w:r>
               <w:rPr>
                 <w:b/>
                 <w:color w:val="64748B"/>
-                <w:sz w:val="17"/>
+                <w:sz w:val="15"/>
               </w:rPr>
               <w:t>CCAA (Autorité Aéronautique du Cameroun)</w:t>
             </w:r>
           </w:p>
           <w:p>
             <w:pPr>
-              <w:spacing w:before="0" w:after="20"/>
-              <w:ind w:left="173"/>
+              <w:spacing w:before="0" w:after="10"/>
+              <w:ind w:left="144"/>
             </w:pPr>
             <w:r>
               <w:rPr>
                 <w:b/>
                 <w:color w:val="0284C7"/>
+                <w:sz w:val="15"/>
               </w:rPr>
               <w:t xml:space="preserve">▸  </w:t>
             </w:r>
             <w:r>
               <w:rPr>
                 <w:color w:val="334155"/>
-                <w:sz w:val="17"/>
+                <w:sz w:val="15"/>
               </w:rPr>
-              <w:t>Analyse des risques opérationnels critiques et contrôle strict des accès sécurisés.</w:t>
+              <w:t>Analyse des risques opérationnels critiques, contrôle d'accès et audits de sûreté.</w:t>
             </w:r>
           </w:p>
           <w:p>
             <w:pPr>
-              <w:spacing w:before="0" w:after="20"/>
-              <w:ind w:left="173"/>
+              <w:spacing w:before="100" w:after="30"/>
             </w:pPr>
             <w:r>
               <w:rPr>
                 <w:b/>
                 <w:color w:val="0284C7"/>
-              </w:rPr>
-              <w:t xml:space="preserve">▸  </w:t>
-            </w:r>
-            <w:r>
-              <w:rPr>
-                <w:color w:val="334155"/>
                 <w:sz w:val="17"/>
-              </w:rPr>
-              <w:t>Rédaction de rapports d'audit de sûreté et coordination d'interventions opérationnelles.</w:t>
-            </w:r>
-          </w:p>
-          <w:p>
-            <w:pPr>
-              <w:spacing w:before="200" w:after="80"/>
-            </w:pPr>
-            <w:r>
-              <w:rPr>
-                <w:b/>
-                <w:color w:val="0284C7"/>
-                <w:sz w:val="20"/>
               </w:rPr>
               <w:t xml:space="preserve">◈  </w:t>
             </w:r>
@@ -1023,53 +874,53 @@
                 <w:rFonts w:ascii="Segoe UI" w:hAnsi="Segoe UI"/>
                 <w:b/>
                 <w:color w:val="0A1128"/>
-                <w:sz w:val="21"/>
+                <w:sz w:val="18"/>
               </w:rPr>
               <w:t>FORMATION ACADÉMIQUE</w:t>
             </w:r>
           </w:p>
           <w:p>
             <w:pPr>
-              <w:spacing w:before="60" w:after="20"/>
+              <w:spacing w:before="30" w:after="10"/>
             </w:pPr>
             <w:r>
               <w:rPr>
                 <w:b/>
                 <w:color w:val="0A1128"/>
-                <w:sz w:val="19"/>
+                <w:sz w:val="17"/>
               </w:rPr>
-              <w:t xml:space="preserve">Master 2 Intelligence Artificielle &amp; Data Science  </w:t>
+              <w:t xml:space="preserve">Master 2 IA &amp; Data Science  </w:t>
             </w:r>
             <w:r>
               <w:rPr>
                 <w:i/>
                 <w:color w:val="0284C7"/>
-                <w:sz w:val="17"/>
+                <w:sz w:val="15"/>
               </w:rPr>
-              <w:t xml:space="preserve">  2025 – 2027</w:t>
+              <w:t>(2025 – 2027)</w:t>
             </w:r>
           </w:p>
           <w:p>
             <w:pPr>
-              <w:spacing w:before="0" w:after="40"/>
+              <w:spacing w:before="0" w:after="10"/>
             </w:pPr>
             <w:r>
               <w:rPr>
                 <w:color w:val="64748B"/>
-                <w:sz w:val="17"/>
+                <w:sz w:val="15"/>
               </w:rPr>
-              <w:t>Université de Ngaoundéré   │   Spécialisation Graphes (Neo4j), MLOps &amp; LLM</w:t>
+              <w:t>Université de Ngaoundéré  │  Graphes (Neo4j), MLOps &amp; LLM</w:t>
             </w:r>
           </w:p>
           <w:p>
             <w:pPr>
-              <w:spacing w:before="60" w:after="20"/>
+              <w:spacing w:before="30" w:after="10"/>
             </w:pPr>
             <w:r>
               <w:rPr>
                 <w:b/>
                 <w:color w:val="0A1128"/>
-                <w:sz w:val="19"/>
+                <w:sz w:val="17"/>
               </w:rPr>
               <w:t xml:space="preserve">Licence &amp; BTS Génie Civil (Option Bâtiment)  </w:t>
             </w:r>
@@ -1077,34 +928,21 @@
               <w:rPr>
                 <w:i/>
                 <w:color w:val="0284C7"/>
-                <w:sz w:val="17"/>
+                <w:sz w:val="15"/>
               </w:rPr>
-              <w:t xml:space="preserve">  2015 – 2016</w:t>
+              <w:t>(2015 – 2016)</w:t>
             </w:r>
           </w:p>
           <w:p>
             <w:pPr>
-              <w:spacing w:before="0" w:after="40"/>
+              <w:spacing w:before="0" w:after="10"/>
             </w:pPr>
             <w:r>
               <w:rPr>
                 <w:color w:val="64748B"/>
-                <w:sz w:val="17"/>
+                <w:sz w:val="15"/>
               </w:rPr>
-              <w:t>ISTDI / IUC Douala   │   Dimensionnement BAEL 91 &amp; Métrés BTP</w:t>
-            </w:r>
-          </w:p>
-          <w:p>
-            <w:pPr>
-              <w:spacing w:before="160" w:after="0"/>
-            </w:pPr>
-            <w:r>
-              <w:rPr>
-                <w:i/>
-                <w:color w:val="64748B"/>
-                <w:sz w:val="16"/>
-              </w:rPr>
-              <w:t>« Motivé, rigoureux et engagé à concevoir des solutions IA souveraines et fiables. »</w:t>
+              <w:t>ISTDI / IUC Douala  │  Dimensionnement BAEL 91 &amp; Métrés BTP</w:t>
             </w:r>
           </w:p>
         </w:tc>
@@ -1112,7 +950,7 @@
     </w:tbl>
     <w:sectPr>
       <w:pgSz w:w="12240" w:h="15840"/>
-      <w:pgMar w:top="432" w:right="432" w:bottom="432" w:left="432" w:header="720" w:footer="720" w:gutter="0"/>
+      <w:pgMar w:top="288" w:right="288" w:bottom="288" w:left="288" w:header="720" w:footer="720" w:gutter="0"/>
       <w:cols w:space="720"/>
       <w:docGrid w:linePitch="360"/>
     </w:sectPr>
@@ -1485,7 +1323,7 @@
     <w:rsid w:val="00FC693F"/>
     <w:rPr>
       <w:rFonts w:ascii="Segoe UI" w:hAnsi="Segoe UI"/>
-      <w:sz w:val="18"/>
+      <w:sz w:val="16"/>
     </w:rPr>
   </w:style>
   <w:style w:type="paragraph" w:styleId="Header">

--- a/KOA_MARIE_GERVAIS_NELLY_CV_EXECUTIVE.docx
+++ b/KOA_MARIE_GERVAIS_NELLY_CV_EXECUTIVE.docx
@@ -34,79 +34,66 @@
                 <w:szCs w:val="20"/>
               </w:rPr>
             </w:pPr>
-          </w:p>
-          <w:tbl>
-            <w:tblPr>
-              <w:tblW w:w="0" w:type="auto"/>
-              <w:jc w:val="center"/>
-              <w:tblLook w:val="04A0" w:firstRow="1" w:lastRow="0" w:firstColumn="1" w:lastColumn="0" w:noHBand="0" w:noVBand="1"/>
-            </w:tblPr>
-            <w:tblGrid>
-              <w:gridCol w:w="2160"/>
-            </w:tblGrid>
-            <w:tr>
-              <w:trPr>
-                <w:jc w:val="center"/>
-              </w:trPr>
-              <w:tc>
-                <w:tcPr>
-                  <w:tcW w:w="2160" w:type="dxa"/>
-                  <w:shd w:val="clear" w:color="auto" w:fill="1E293B"/>
-                  <w:tcMar>
-                    <w:top w:w="100" w:type="dxa"/>
-                    <w:left w:w="60" w:type="dxa"/>
-                    <w:bottom w:w="100" w:type="dxa"/>
-                    <w:right w:w="60" w:type="dxa"/>
-                  </w:tcMar>
-                </w:tcPr>
-                <w:p>
-                  <w:pPr>
-                    <w:spacing w:after="0"/>
-                    <w:jc w:val="center"/>
-                    <w:rPr>
-                      <w:sz w:val="20"/>
-                      <w:szCs w:val="20"/>
-                    </w:rPr>
-                  </w:pPr>
-                  <w:r>
-                    <w:rPr>
-                      <w:b/>
-                      <w:color w:val="38BDF8"/>
-                      <w:sz w:val="20"/>
-                      <w:szCs w:val="20"/>
-                    </w:rPr>
-                    <w:t>📷</w:t>
-                  </w:r>
-                  <w:r>
-                    <w:rPr>
-                      <w:b/>
-                      <w:color w:val="38BDF8"/>
-                      <w:sz w:val="20"/>
-                      <w:szCs w:val="20"/>
-                    </w:rPr>
-                    <w:t xml:space="preserve"> PHOTO CV</w:t>
-                  </w:r>
-                  <w:r>
-                    <w:rPr>
-                      <w:b/>
-                      <w:color w:val="38BDF8"/>
-                      <w:sz w:val="20"/>
-                      <w:szCs w:val="20"/>
-                    </w:rPr>
-                    <w:br/>
-                    <w:t>(Insérer photo)</w:t>
-                  </w:r>
-                </w:p>
-              </w:tc>
-            </w:tr>
-          </w:tbl>
-          <w:p>
-            <w:pPr>
-              <w:rPr>
-                <w:sz w:val="20"/>
-                <w:szCs w:val="20"/>
-              </w:rPr>
-            </w:pPr>
+            <w:bookmarkStart w:id="0" w:name="_GoBack"/>
+            <w:bookmarkEnd w:id="0"/>
+            <w:r>
+              <w:rPr>
+                <w:b/>
+                <w:noProof/>
+                <w:color w:val="38BDF8"/>
+                <w:sz w:val="20"/>
+                <w:szCs w:val="20"/>
+                <w:lang w:val="fr-FR" w:eastAsia="fr-FR"/>
+              </w:rPr>
+              <w:drawing>
+                <wp:inline distT="0" distB="0" distL="0" distR="0" wp14:anchorId="4B4CF01C" wp14:editId="61A43FE8">
+                  <wp:extent cx="1930400" cy="1663700"/>
+                  <wp:effectExtent l="0" t="0" r="0" b="0"/>
+                  <wp:docPr id="1" name="Image 1" descr="C:\Users\HP\Downloads\Man_in_suit_headshot_202607251317.jpeg"/>
+                  <wp:cNvGraphicFramePr>
+                    <a:graphicFrameLocks xmlns:a="http://schemas.openxmlformats.org/drawingml/2006/main" noChangeAspect="1"/>
+                  </wp:cNvGraphicFramePr>
+                  <a:graphic xmlns:a="http://schemas.openxmlformats.org/drawingml/2006/main">
+                    <a:graphicData uri="http://schemas.openxmlformats.org/drawingml/2006/picture">
+                      <pic:pic xmlns:pic="http://schemas.openxmlformats.org/drawingml/2006/picture">
+                        <pic:nvPicPr>
+                          <pic:cNvPr id="0" name="Picture 1" descr="C:\Users\HP\Downloads\Man_in_suit_headshot_202607251317.jpeg"/>
+                          <pic:cNvPicPr>
+                            <a:picLocks noChangeAspect="1" noChangeArrowheads="1"/>
+                          </pic:cNvPicPr>
+                        </pic:nvPicPr>
+                        <pic:blipFill>
+                          <a:blip r:embed="rId6">
+                            <a:extLst>
+                              <a:ext uri="{28A0092B-C50C-407E-A947-70E740481C1C}">
+                                <a14:useLocalDpi xmlns:a14="http://schemas.microsoft.com/office/drawing/2010/main" val="0"/>
+                              </a:ext>
+                            </a:extLst>
+                          </a:blip>
+                          <a:srcRect/>
+                          <a:stretch>
+                            <a:fillRect/>
+                          </a:stretch>
+                        </pic:blipFill>
+                        <pic:spPr bwMode="auto">
+                          <a:xfrm>
+                            <a:off x="0" y="0"/>
+                            <a:ext cx="1930400" cy="1663700"/>
+                          </a:xfrm>
+                          <a:prstGeom prst="rect">
+                            <a:avLst/>
+                          </a:prstGeom>
+                          <a:noFill/>
+                          <a:ln>
+                            <a:noFill/>
+                          </a:ln>
+                        </pic:spPr>
+                      </pic:pic>
+                    </a:graphicData>
+                  </a:graphic>
+                </wp:inline>
+              </w:drawing>
+            </w:r>
           </w:p>
           <w:p>
             <w:pPr>
@@ -277,7 +264,7 @@
                 <w:sz w:val="20"/>
                 <w:szCs w:val="20"/>
               </w:rPr>
-              <w:t>Neo4j GraphRAG (N10S)■ ■ ■ ■ ■</w:t>
+              <w:t xml:space="preserve">Neo4j GraphRAG (N10S)■ ■ ■ </w:t>
             </w:r>
           </w:p>
           <w:p>
@@ -294,7 +281,7 @@
                 <w:sz w:val="20"/>
                 <w:szCs w:val="20"/>
               </w:rPr>
-              <w:t>Firebase Genkit/RAG  ■ ■ ■ ■ ■</w:t>
+              <w:t xml:space="preserve">Firebase Genkit/RAG  ■ ■ ■ ■ </w:t>
             </w:r>
           </w:p>
           <w:p>
@@ -319,7 +306,7 @@
                 <w:sz w:val="20"/>
                 <w:szCs w:val="20"/>
               </w:rPr>
-              <w:t>(BAEL 91)     ■ ■ ■ ■ ■</w:t>
+              <w:t xml:space="preserve">(BAEL 91)     ■ ■ ■ ■ </w:t>
             </w:r>
           </w:p>
           <w:p>
@@ -370,7 +357,7 @@
                 <w:sz w:val="20"/>
                 <w:szCs w:val="20"/>
               </w:rPr>
-              <w:t>Next.js 14 / React   ■ ■ ■ ■ □</w:t>
+              <w:t xml:space="preserve">Next.js 14 / React   ■ ■ ■ ■ </w:t>
             </w:r>
           </w:p>
           <w:p>
@@ -387,7 +374,7 @@
                 <w:sz w:val="20"/>
                 <w:szCs w:val="20"/>
               </w:rPr>
-              <w:t>FastAPI / Streamlit  ■ ■ ■ ■ ■</w:t>
+              <w:t xml:space="preserve">FastAPI / Streamlit  ■ ■ ■ ■ </w:t>
             </w:r>
           </w:p>
           <w:p>
@@ -404,7 +391,7 @@
                 <w:sz w:val="20"/>
                 <w:szCs w:val="20"/>
               </w:rPr>
-              <w:t>MLflow (MLOps)/Docker■ ■ ■ ■ □</w:t>
+              <w:t xml:space="preserve">MLflow (MLOps)/Docker■ ■ ■ </w:t>
             </w:r>
           </w:p>
           <w:p>
@@ -457,7 +444,15 @@
                 <w:sz w:val="20"/>
                 <w:szCs w:val="20"/>
               </w:rPr>
-              <w:t>Anglais    ■ ■ ■ ■ □  (Pro/Tech)</w:t>
+              <w:t xml:space="preserve">Anglais    ■ ■ ■ </w:t>
+            </w:r>
+            <w:r>
+              <w:rPr>
+                <w:color w:val="F8FAFC"/>
+                <w:sz w:val="20"/>
+                <w:szCs w:val="20"/>
+              </w:rPr>
+              <w:t xml:space="preserve"> □  (Pro/Tech)</w:t>
             </w:r>
           </w:p>
           <w:p>
@@ -957,8 +952,6 @@
               </w:rPr>
               <w:t xml:space="preserve"> hybride Google Gemma 4 12B local + Gemini 1.5 Pro + Python Sandbox (IfcOpenShell).</w:t>
             </w:r>
-            <w:bookmarkStart w:id="0" w:name="_GoBack"/>
-            <w:bookmarkEnd w:id="0"/>
           </w:p>
           <w:p>
             <w:pPr>
@@ -1739,7 +1732,112 @@
                 <w:sz w:val="20"/>
                 <w:szCs w:val="20"/>
               </w:rPr>
-              <w:t xml:space="preserve">Licence &amp; BTS Génie Civil (Option Bâtiment)  </w:t>
+              <w:t xml:space="preserve">BTS </w:t>
+            </w:r>
+            <w:proofErr w:type="spellStart"/>
+            <w:r>
+              <w:rPr>
+                <w:b/>
+                <w:color w:val="0A1128"/>
+                <w:sz w:val="20"/>
+                <w:szCs w:val="20"/>
+              </w:rPr>
+              <w:t>Génie</w:t>
+            </w:r>
+            <w:proofErr w:type="spellEnd"/>
+            <w:r>
+              <w:rPr>
+                <w:b/>
+                <w:color w:val="0A1128"/>
+                <w:sz w:val="20"/>
+                <w:szCs w:val="20"/>
+              </w:rPr>
+              <w:t xml:space="preserve"> &amp;</w:t>
+            </w:r>
+            <w:r>
+              <w:rPr>
+                <w:b/>
+                <w:color w:val="0A1128"/>
+                <w:sz w:val="20"/>
+                <w:szCs w:val="20"/>
+              </w:rPr>
+              <w:t xml:space="preserve"> </w:t>
+            </w:r>
+            <w:r>
+              <w:rPr>
+                <w:b/>
+                <w:color w:val="0A1128"/>
+                <w:sz w:val="20"/>
+                <w:szCs w:val="20"/>
+              </w:rPr>
+              <w:t>Civil</w:t>
+            </w:r>
+            <w:r>
+              <w:rPr>
+                <w:b/>
+                <w:color w:val="0A1128"/>
+                <w:sz w:val="20"/>
+                <w:szCs w:val="20"/>
+              </w:rPr>
+              <w:t xml:space="preserve"> </w:t>
+            </w:r>
+            <w:proofErr w:type="spellStart"/>
+            <w:r>
+              <w:rPr>
+                <w:b/>
+                <w:color w:val="0A1128"/>
+                <w:sz w:val="20"/>
+                <w:szCs w:val="20"/>
+              </w:rPr>
+              <w:t>Licence</w:t>
+            </w:r>
+            <w:proofErr w:type="spellEnd"/>
+            <w:r>
+              <w:rPr>
+                <w:b/>
+                <w:color w:val="0A1128"/>
+                <w:sz w:val="20"/>
+                <w:szCs w:val="20"/>
+              </w:rPr>
+              <w:t xml:space="preserve"> </w:t>
+            </w:r>
+            <w:r>
+              <w:rPr>
+                <w:b/>
+                <w:color w:val="0A1128"/>
+                <w:sz w:val="20"/>
+                <w:szCs w:val="20"/>
+              </w:rPr>
+              <w:t xml:space="preserve"> </w:t>
+            </w:r>
+            <w:r>
+              <w:rPr>
+                <w:b/>
+                <w:color w:val="0A1128"/>
+                <w:sz w:val="20"/>
+                <w:szCs w:val="20"/>
+              </w:rPr>
+              <w:t xml:space="preserve">(Option </w:t>
+            </w:r>
+            <w:proofErr w:type="spellStart"/>
+            <w:r>
+              <w:rPr>
+                <w:b/>
+                <w:color w:val="0A1128"/>
+                <w:sz w:val="20"/>
+                <w:szCs w:val="20"/>
+              </w:rPr>
+              <w:t>Bâtiment</w:t>
+            </w:r>
+            <w:proofErr w:type="spellEnd"/>
+            <w:r>
+              <w:rPr>
+                <w:b/>
+                <w:color w:val="0A1128"/>
+                <w:sz w:val="20"/>
+                <w:szCs w:val="20"/>
+              </w:rPr>
+              <w:t xml:space="preserve">)  </w:t>
             </w:r>
             <w:r>
               <w:rPr>
@@ -14391,7 +14489,7 @@
 </file>
 
 <file path=customXml/itemProps1.xml><?xml version="1.0" encoding="utf-8"?>
-<ds:datastoreItem xmlns:ds="http://schemas.openxmlformats.org/officeDocument/2006/customXml" ds:itemID="{2D38CA45-32DE-4E58-A9C2-7A4EAE5B3E6F}">
+<ds:datastoreItem xmlns:ds="http://schemas.openxmlformats.org/officeDocument/2006/customXml" ds:itemID="{F21FDEC3-35C4-4810-A53D-98396DBD7553}">
   <ds:schemaRefs>
     <ds:schemaRef ds:uri="http://schemas.openxmlformats.org/officeDocument/2006/bibliography"/>
   </ds:schemaRefs>

--- a/KOA_MARIE_GERVAIS_NELLY_CV_EXECUTIVE.docx
+++ b/KOA_MARIE_GERVAIS_NELLY_CV_EXECUTIVE.docx
@@ -9,8 +9,8 @@
         <w:tblLook w:val="04A0" w:firstRow="1" w:lastRow="0" w:firstColumn="1" w:lastColumn="0" w:noHBand="0" w:noVBand="1"/>
       </w:tblPr>
       <w:tblGrid>
-        <w:gridCol w:w="3312"/>
-        <w:gridCol w:w="7728"/>
+        <w:gridCol w:w="3900"/>
+        <w:gridCol w:w="8103"/>
       </w:tblGrid>
       <w:tr>
         <w:trPr>
@@ -18,7 +18,7 @@
         </w:trPr>
         <w:tc>
           <w:tcPr>
-            <w:tcW w:w="3312" w:type="dxa"/>
+            <w:tcW w:w="3720" w:type="dxa"/>
             <w:shd w:val="clear" w:color="auto" w:fill="0F172A"/>
             <w:tcMar>
               <w:top w:w="100" w:type="dxa"/>
@@ -34,8 +34,6 @@
                 <w:szCs w:val="20"/>
               </w:rPr>
             </w:pPr>
-            <w:bookmarkStart w:id="0" w:name="_GoBack"/>
-            <w:bookmarkEnd w:id="0"/>
             <w:r>
               <w:rPr>
                 <w:b/>
@@ -47,8 +45,8 @@
               </w:rPr>
               <w:drawing>
                 <wp:inline distT="0" distB="0" distL="0" distR="0" wp14:anchorId="4B4CF01C" wp14:editId="61A43FE8">
-                  <wp:extent cx="1930400" cy="1663700"/>
-                  <wp:effectExtent l="0" t="0" r="0" b="0"/>
+                  <wp:extent cx="2324100" cy="1936750"/>
+                  <wp:effectExtent l="0" t="0" r="0" b="6350"/>
                   <wp:docPr id="1" name="Image 1" descr="C:\Users\HP\Downloads\Man_in_suit_headshot_202607251317.jpeg"/>
                   <wp:cNvGraphicFramePr>
                     <a:graphicFrameLocks xmlns:a="http://schemas.openxmlformats.org/drawingml/2006/main" noChangeAspect="1"/>
@@ -78,7 +76,7 @@
                         <pic:spPr bwMode="auto">
                           <a:xfrm>
                             <a:off x="0" y="0"/>
-                            <a:ext cx="1930400" cy="1663700"/>
+                            <a:ext cx="2324100" cy="1936750"/>
                           </a:xfrm>
                           <a:prstGeom prst="rect">
                             <a:avLst/>
@@ -631,7 +629,7 @@
         </w:tc>
         <w:tc>
           <w:tcPr>
-            <w:tcW w:w="7632" w:type="dxa"/>
+            <w:tcW w:w="8103" w:type="dxa"/>
             <w:shd w:val="clear" w:color="auto" w:fill="FFFFFF"/>
             <w:tcMar>
               <w:top w:w="100" w:type="dxa"/>
@@ -644,16 +642,16 @@
             <w:pPr>
               <w:spacing w:after="20"/>
               <w:rPr>
-                <w:sz w:val="20"/>
-                <w:szCs w:val="20"/>
+                <w:sz w:val="26"/>
+                <w:szCs w:val="26"/>
               </w:rPr>
             </w:pPr>
             <w:r>
               <w:rPr>
                 <w:b/>
                 <w:color w:val="0A1128"/>
-                <w:sz w:val="20"/>
-                <w:szCs w:val="20"/>
+                <w:sz w:val="26"/>
+                <w:szCs w:val="26"/>
               </w:rPr>
               <w:t>KOA MARIE GERVAIS NELLY</w:t>
             </w:r>
@@ -662,16 +660,16 @@
             <w:pPr>
               <w:spacing w:after="20"/>
               <w:rPr>
-                <w:sz w:val="20"/>
-                <w:szCs w:val="20"/>
+                <w:sz w:val="24"/>
+                <w:szCs w:val="24"/>
               </w:rPr>
             </w:pPr>
             <w:r>
               <w:rPr>
                 <w:b/>
                 <w:color w:val="0284C7"/>
-                <w:sz w:val="20"/>
-                <w:szCs w:val="20"/>
+                <w:sz w:val="24"/>
+                <w:szCs w:val="24"/>
               </w:rPr>
               <w:t>Lead AI Engineer &amp; Consultant IA / Data   │   Fondateur @ Archi Cam AI</w:t>
             </w:r>
@@ -680,15 +678,15 @@
             <w:pPr>
               <w:spacing w:after="60"/>
               <w:rPr>
-                <w:sz w:val="20"/>
-                <w:szCs w:val="20"/>
+                <w:sz w:val="21"/>
+                <w:szCs w:val="21"/>
               </w:rPr>
             </w:pPr>
             <w:r>
               <w:rPr>
                 <w:color w:val="0284C7"/>
-                <w:sz w:val="20"/>
-                <w:szCs w:val="20"/>
+                <w:sz w:val="21"/>
+                <w:szCs w:val="21"/>
               </w:rPr>
               <w:t>─── ◈ ────────────────────────────────────────────────────────── ◈ ───</w:t>
             </w:r>
@@ -742,7 +740,25 @@
                 <w:sz w:val="20"/>
                 <w:szCs w:val="20"/>
               </w:rPr>
-              <w:t xml:space="preserve">la transformation de leurs données complexes en </w:t>
+              <w:t xml:space="preserve">la transformation de leurs </w:t>
+            </w:r>
+            <w:proofErr w:type="spellStart"/>
+            <w:r>
+              <w:rPr>
+                <w:color w:val="334155"/>
+                <w:sz w:val="20"/>
+                <w:szCs w:val="20"/>
+              </w:rPr>
+              <w:t>données</w:t>
+            </w:r>
+            <w:proofErr w:type="spellEnd"/>
+            <w:r>
+              <w:rPr>
+                <w:color w:val="334155"/>
+                <w:sz w:val="20"/>
+                <w:szCs w:val="20"/>
+              </w:rPr>
+              <w:t xml:space="preserve"> complexes en </w:t>
             </w:r>
             <w:proofErr w:type="gramStart"/>
             <w:r>
@@ -760,7 +776,25 @@
                 <w:sz w:val="20"/>
                 <w:szCs w:val="20"/>
               </w:rPr>
-              <w:t xml:space="preserve"> décisionnels à forte valeur ajoutée. Spécialiste des Agents IA autonomes, du GraphRAG (Neo4j N10S) et de la Business Intelligence sécurisée (Sovereign.BI), je développe des solutions d'IA souveraines,</w:t>
+              <w:t xml:space="preserve"> </w:t>
+            </w:r>
+            <w:proofErr w:type="spellStart"/>
+            <w:r>
+              <w:rPr>
+                <w:color w:val="334155"/>
+                <w:sz w:val="20"/>
+                <w:szCs w:val="20"/>
+              </w:rPr>
+              <w:t>décisionnels</w:t>
+            </w:r>
+            <w:proofErr w:type="spellEnd"/>
+            <w:r>
+              <w:rPr>
+                <w:color w:val="334155"/>
+                <w:sz w:val="20"/>
+                <w:szCs w:val="20"/>
+              </w:rPr>
+              <w:t xml:space="preserve"> à forte valeur ajoutée. Spécialiste des Agents IA autonomes, du GraphRAG (Neo4j N10S) et de la Business Intelligence sécurisée (Sovereign.BI), je développe des solutions d'IA souveraines,</w:t>
             </w:r>
             <w:r>
               <w:rPr>
@@ -1867,6 +1901,8 @@
             </w:r>
           </w:p>
         </w:tc>
+        <w:bookmarkStart w:id="0" w:name="_GoBack"/>
+        <w:bookmarkEnd w:id="0"/>
       </w:tr>
     </w:tbl>
     <w:p>
@@ -14161,6 +14197,36 @@
       </w:tcPr>
     </w:tblStylePr>
   </w:style>
+  <w:style w:type="paragraph" w:styleId="Textedebulles">
+    <w:name w:val="Balloon Text"/>
+    <w:basedOn w:val="Normal"/>
+    <w:link w:val="TextedebullesCar"/>
+    <w:uiPriority w:val="99"/>
+    <w:semiHidden/>
+    <w:unhideWhenUsed/>
+    <w:rsid w:val="00CA1EA4"/>
+    <w:pPr>
+      <w:spacing w:after="0" w:line="240" w:lineRule="auto"/>
+    </w:pPr>
+    <w:rPr>
+      <w:rFonts w:cs="Segoe UI"/>
+      <w:sz w:val="18"/>
+      <w:szCs w:val="18"/>
+    </w:rPr>
+  </w:style>
+  <w:style w:type="character" w:customStyle="1" w:styleId="TextedebullesCar">
+    <w:name w:val="Texte de bulles Car"/>
+    <w:basedOn w:val="Policepardfaut"/>
+    <w:link w:val="Textedebulles"/>
+    <w:uiPriority w:val="99"/>
+    <w:semiHidden/>
+    <w:rsid w:val="00CA1EA4"/>
+    <w:rPr>
+      <w:rFonts w:ascii="Segoe UI" w:hAnsi="Segoe UI" w:cs="Segoe UI"/>
+      <w:sz w:val="18"/>
+      <w:szCs w:val="18"/>
+    </w:rPr>
+  </w:style>
 </w:styles>
 </file>
 
@@ -14489,7 +14555,7 @@
 </file>
 
 <file path=customXml/itemProps1.xml><?xml version="1.0" encoding="utf-8"?>
-<ds:datastoreItem xmlns:ds="http://schemas.openxmlformats.org/officeDocument/2006/customXml" ds:itemID="{F21FDEC3-35C4-4810-A53D-98396DBD7553}">
+<ds:datastoreItem xmlns:ds="http://schemas.openxmlformats.org/officeDocument/2006/customXml" ds:itemID="{3767E140-4324-4912-84BE-1AC3BE4490A9}">
   <ds:schemaRefs>
     <ds:schemaRef ds:uri="http://schemas.openxmlformats.org/officeDocument/2006/bibliography"/>
   </ds:schemaRefs>

--- a/KOA_MARIE_GERVAIS_NELLY_CV_EXECUTIVE.docx
+++ b/KOA_MARIE_GERVAIS_NELLY_CV_EXECUTIVE.docx
@@ -71,7 +71,7 @@
                           <a:graphicData uri="http://schemas.openxmlformats.org/drawingml/2006/picture">
                             <pic:pic>
                               <pic:nvPicPr>
-                                <pic:cNvPr id="0" name="profile_headshot.jpeg"/>
+                                <pic:cNvPr id="0" name="profile_headshot_circular.jpeg"/>
                                 <pic:cNvPicPr/>
                               </pic:nvPicPr>
                               <pic:blipFill>

--- a/KOA_MARIE_GERVAIS_NELLY_CV_EXECUTIVE.docx
+++ b/KOA_MARIE_GERVAIS_NELLY_CV_EXECUTIVE.docx
@@ -552,7 +552,7 @@
                 <w:color w:val="0A1128"/>
                 <w:sz w:val="18"/>
               </w:rPr>
-              <w:t>PROFIL SYNTHÉTIQUE</w:t>
+              <w:t>RÉSUMÉ PROFESSIONNEL</w:t>
             </w:r>
           </w:p>
           <w:p>
@@ -894,6 +894,27 @@
                 <w:color w:val="334155"/>
                 <w:sz w:val="15"/>
               </w:rPr>
+              <w:t>J'accompagne les entreprises dans l'adoption d'IA souveraines dans leurs tâches.</w:t>
+            </w:r>
+          </w:p>
+          <w:p>
+            <w:pPr>
+              <w:spacing w:before="0" w:after="10"/>
+              <w:ind w:left="144"/>
+            </w:pPr>
+            <w:r>
+              <w:rPr>
+                <w:b/>
+                <w:color w:val="0284C7"/>
+                <w:sz w:val="15"/>
+              </w:rPr>
+              <w:t xml:space="preserve">▸  </w:t>
+            </w:r>
+            <w:r>
+              <w:rPr>
+                <w:color w:val="334155"/>
+                <w:sz w:val="15"/>
+              </w:rPr>
               <w:t>Analyse exploratoire et prétraitement de jeux de données massifs complexes.</w:t>
             </w:r>
           </w:p>

--- a/KOA_MARIE_GERVAIS_NELLY_CV_EXECUTIVE.docx
+++ b/KOA_MARIE_GERVAIS_NELLY_CV_EXECUTIVE.docx
@@ -207,7 +207,7 @@
                 <w:color w:val="F8FAFC"/>
                 <w:sz w:val="15"/>
               </w:rPr>
-              <w:t>Agents Autonomes ■ ■ ■ ■ ■</w:t>
+              <w:t>CrewAI/LangGraph ■ ■ ■ ■ ■</w:t>
             </w:r>
           </w:p>
           <w:p>

--- a/KOA_MARIE_GERVAIS_NELLY_CV_EXECUTIVE.docx
+++ b/KOA_MARIE_GERVAIS_NELLY_CV_EXECUTIVE.docx
@@ -1068,7 +1068,7 @@
                 <w:color w:val="0A1128"/>
                 <w:sz w:val="17"/>
               </w:rPr>
-              <w:t xml:space="preserve">Master 2 Intelligence Artificielle &amp; Data Science  </w:t>
+              <w:t xml:space="preserve">Master professionnel intelligence artificielle appliquée  </w:t>
             </w:r>
             <w:r>
               <w:rPr>

--- a/KOA_MARIE_GERVAIS_NELLY_CV_EXECUTIVE.docx
+++ b/KOA_MARIE_GERVAIS_NELLY_CV_EXECUTIVE.docx
@@ -158,6 +158,18 @@
                 <w:sz w:val="15"/>
               </w:rPr>
               <w:t>🌐  github.com/gervais-afk</w:t>
+            </w:r>
+          </w:p>
+          <w:p>
+            <w:pPr>
+              <w:spacing w:before="0" w:after="20" w:line="252" w:lineRule="auto"/>
+            </w:pPr>
+            <w:r>
+              <w:rPr>
+                <w:color w:val="F8FAFC"/>
+                <w:sz w:val="15"/>
+              </w:rPr>
+              <w:t>💼  linkedin.com/in/gervais-koa</w:t>
             </w:r>
           </w:p>
           <w:p>
